--- a/templates/W3-62-02D.docx
+++ b/templates/W3-62-02D.docx
@@ -216,7 +216,7 @@
                 <w:bCs/>
                 <w:szCs w:val="24"/>
               </w:rPr>
-              <w:t xml:space="preserve">                                                          □初檢  □</w:t>
+              <w:t xml:space="preserve">                                                          {{FIRSTCK}}初檢  {{RECK}}</w:t>
             </w:r>
             <w:proofErr w:type="gramStart"/>
             <w:r>

--- a/templates/W3-62-02D.docx
+++ b/templates/W3-62-02D.docx
@@ -108,7 +108,7 @@
                 <w:sz w:val="28"/>
                 <w:szCs w:val="28"/>
               </w:rPr>
-              <w:t>□構造</w:t>
+              <w:t>{{CKBOXU}}構造</w:t>
             </w:r>
           </w:p>
           <w:p>
@@ -133,7 +133,7 @@
                 <w:sz w:val="28"/>
                 <w:szCs w:val="28"/>
               </w:rPr>
-              <w:t xml:space="preserve">□變更</w:t>
+              <w:t xml:space="preserve">{{CKBOXM}}變更</w:t>
             </w:r>
           </w:p>
         </w:tc>

--- a/templates/W3-62-02D.docx
+++ b/templates/W3-62-02D.docx
@@ -5969,7 +5969,7 @@
                 <w:rFonts w:ascii="標楷體" w:eastAsia="標楷體" w:hAnsi="標楷體" w:cs="Calibri" w:hint="eastAsia"/>
                 <w:szCs w:val="24"/>
               </w:rPr>
-              <w:t xml:space="preserve">□ 1.檢查結果 □合格 □不合格 □未備妥 □程序不符。</w:t>
+              <w:t xml:space="preserve">■ 1.檢查結果 □合格 □不合格 □未備妥 □程序不符。</w:t>
             </w:r>
           </w:p>
           <w:p>

--- a/templates/W3-62-02D.docx
+++ b/templates/W3-62-02D.docx
@@ -54,7 +54,7 @@
                 <w:sz w:val="28"/>
                 <w:szCs w:val="28"/>
               </w:rPr>
-              <w:t>（</w:t>
+              <w:t/>
             </w:r>
             <w:r>
               <w:rPr>
@@ -73,7 +73,7 @@
                 <w:sz w:val="28"/>
                 <w:szCs w:val="28"/>
               </w:rPr>
-              <w:t>）鍋爐</w:t>
+              <w:t>鍋爐</w:t>
             </w:r>
           </w:p>
         </w:tc>
